--- a/Tailored_CVs/Shinoy_ErasmusTalent_Full_stack_engineer_Intern.docx
+++ b/Tailored_CVs/Shinoy_ErasmusTalent_Full_stack_engineer_Intern.docx
@@ -70,7 +70,7 @@
           <w:b w:val="0"/>
           <w:sz w:val="19"/>
         </w:rPr>
-        <w:t>I am an engineer with a background in Computer Science and hands-on experience building TypeScript automation frameworks and CI/CD pipelines. I have worked with Java, TypeScript, and AWS in cloud-native environments while collaborating in agile teams. I live in the Netherlands and I am looking to bring my practical development skills to this internship at Swisscom.</w:t>
+        <w:t>I am a Computer Science graduate and QA Automation Engineer with over 8 years of experience building TypeScript and Java solutions for financial clients. I have hands-on experience developing front- and back-end services, setting up CI/CD pipelines with Jenkins and AWS, and working in Agile environments. I am looking forward to bringing my technical skills to the Swisscom DevOps Center team in Rotterdam.</w:t>
       </w:r>
     </w:p>
     <w:p>
@@ -288,7 +288,7 @@
           <w:b w:val="0"/>
           <w:sz w:val="18"/>
         </w:rPr>
-        <w:t>▸ Built and maintained TypeScriptbased automation frameworks and endtoend workflows within microservices architectures.</w:t>
+        <w:t>▸ Built cloudnative frontend and backend services, migrating frameworks to Playwright TypeScript to support microservices architecture.</w:t>
       </w:r>
     </w:p>
     <w:p>
@@ -301,7 +301,7 @@
           <w:b w:val="0"/>
           <w:sz w:val="18"/>
         </w:rPr>
-        <w:t>▸ Developed and scheduled CI/CD regression test builds using Jenkins and GitLabcompatible deployment pipelines.</w:t>
+        <w:t>▸ Developed and maintained CI/CD pipelines using Jenkins, AWS, and Terraform to automate platform operations and test deployments.</w:t>
       </w:r>
     </w:p>
     <w:p>
@@ -314,7 +314,7 @@
           <w:b w:val="0"/>
           <w:sz w:val="18"/>
         </w:rPr>
-        <w:t>▸ Provisioned underlying cloud test environments and supported platform operations using AWS and Terraform.</w:t>
+        <w:t>▸ Collaborated with international Agile teams using Scrum to translate requirements into technical solutions and reduce defect leakage.</w:t>
       </w:r>
     </w:p>
     <w:p>
@@ -327,7 +327,7 @@
           <w:b w:val="0"/>
           <w:sz w:val="18"/>
         </w:rPr>
-        <w:t>▸ Streamlined test generation and deployment scripts by utilizing AI tools like Gemini Code Assist.</w:t>
+        <w:t>▸ Streamlined test generation and deployment scripts utilizing AI tools like Gemini Code Assist to improve development workflows.</w:t>
       </w:r>
     </w:p>
     <w:p>
